--- a/Курсова робота/Горецький_курсова робота.docx
+++ b/Курсова робота/Горецький_курсова робота.docx
@@ -117,8 +117,30 @@
         <w:rPr>
           <w:color w:val="auto"/>
         </w:rPr>
-        <w:t>з дисципліни «Програмування»</w:t>
-      </w:r>
+        <w:t>з дисципліни «</w:t>
+      </w:r>
+      <w:r>
+        <w:rPr>
+          <w:color w:val="auto"/>
+        </w:rPr>
+        <w:t xml:space="preserve">Об’єктно-орієнтоване програмування </w:t>
+      </w:r>
+      <w:r>
+        <w:rPr>
+          <w:color w:val="auto"/>
+        </w:rPr>
+        <w:t>»</w:t>
+      </w:r>
+    </w:p>
+    <w:p>
+      <w:pPr>
+        <w:spacing w:after="0" w:line="360" w:lineRule="auto"/>
+        <w:ind w:left="3156" w:right="2440"/>
+        <w:jc w:val="center"/>
+        <w:rPr>
+          <w:color w:val="auto"/>
+        </w:rPr>
+      </w:pPr>
       <w:r>
         <w:rPr>
           <w:i/>
@@ -137,21 +159,6 @@
       <w:pPr>
         <w:spacing w:after="0" w:line="360" w:lineRule="auto"/>
         <w:ind w:left="17" w:right="63"/>
-        <w:rPr>
-          <w:color w:val="auto"/>
-        </w:rPr>
-      </w:pPr>
-      <w:r>
-        <w:rPr>
-          <w:color w:val="auto"/>
-        </w:rPr>
-        <w:t xml:space="preserve">«Використання алгоритмів асиметричної криптографії для захисту електронних </w:t>
-      </w:r>
-    </w:p>
-    <w:p>
-      <w:pPr>
-        <w:spacing w:after="0" w:line="360" w:lineRule="auto"/>
-        <w:ind w:left="1368" w:right="1428"/>
         <w:jc w:val="center"/>
         <w:rPr>
           <w:color w:val="auto"/>
@@ -161,7 +168,33 @@
         <w:rPr>
           <w:color w:val="auto"/>
         </w:rPr>
-        <w:t xml:space="preserve">документів» </w:t>
+        <w:t>«</w:t>
+      </w:r>
+      <w:r>
+        <w:rPr>
+          <w:color w:val="auto"/>
+        </w:rPr>
+        <w:t xml:space="preserve">Розробка системи управління документами з використанням </w:t>
+      </w:r>
+      <w:proofErr w:type="spellStart"/>
+      <w:r>
+        <w:rPr>
+          <w:color w:val="auto"/>
+        </w:rPr>
+        <w:t>паттерну</w:t>
+      </w:r>
+      <w:proofErr w:type="spellEnd"/>
+      <w:r>
+        <w:rPr>
+          <w:color w:val="auto"/>
+        </w:rPr>
+        <w:t xml:space="preserve"> Прототип </w:t>
+      </w:r>
+      <w:r>
+        <w:rPr>
+          <w:color w:val="auto"/>
+        </w:rPr>
+        <w:t>»</w:t>
       </w:r>
     </w:p>
     <w:p>
@@ -661,15 +694,6 @@
         </w:rPr>
         <w:t xml:space="preserve"> </w:t>
       </w:r>
-    </w:p>
-    <w:p>
-      <w:pPr>
-        <w:spacing w:after="0" w:line="360" w:lineRule="auto"/>
-        <w:ind w:left="0" w:firstLine="0"/>
-        <w:rPr>
-          <w:color w:val="auto"/>
-        </w:rPr>
-      </w:pPr>
     </w:p>
     <w:p>
       <w:pPr>
@@ -32034,7 +32058,7 @@
     </w:pPr>
   </w:style>
   <w:style w:type="character" w:customStyle="1" w:styleId="a4">
-    <w:name w:val="Верхній колонтитул Знак"/>
+    <w:name w:val="Верхний колонтитул Знак"/>
     <w:basedOn w:val="a0"/>
     <w:link w:val="a3"/>
     <w:uiPriority w:val="99"/>
@@ -32062,7 +32086,7 @@
     </w:pPr>
   </w:style>
   <w:style w:type="character" w:customStyle="1" w:styleId="a6">
-    <w:name w:val="Нижній колонтитул Знак"/>
+    <w:name w:val="Нижний колонтитул Знак"/>
     <w:basedOn w:val="a0"/>
     <w:link w:val="a5"/>
     <w:uiPriority w:val="99"/>
@@ -32275,7 +32299,7 @@
     </w:rPr>
   </w:style>
   <w:style w:type="character" w:customStyle="1" w:styleId="HTML1">
-    <w:name w:val="Стандартний HTML Знак"/>
+    <w:name w:val="Стандартный HTML Знак"/>
     <w:basedOn w:val="a0"/>
     <w:link w:val="HTML0"/>
     <w:uiPriority w:val="99"/>
